--- a/deliverables/SPRINT_V4-V9/NEW_V9_FORMER_V27_Sprint_Production_Package/08_QA/Package_QA_Report.docx
+++ b/deliverables/SPRINT_V4-V9/NEW_V9_FORMER_V27_Sprint_Production_Package/08_QA/Package_QA_Report.docx
@@ -106,7 +106,7 @@
         <w:rPr>
           <w:sz w:val="21"/>
         </w:rPr>
-        <w:t>Sunday, September 13, 2026 | 8:00 PM CT</w:t>
+        <w:t>Sunday, September 13, 2026 | 8:44 PM CT</w:t>
       </w:r>
     </w:p>
     <w:p>
@@ -125,7 +125,7 @@
         <w:rPr>
           <w:sz w:val="21"/>
         </w:rPr>
-        <w:t>39</w:t>
+        <w:t>40</w:t>
       </w:r>
     </w:p>
     <w:p>
@@ -144,7 +144,7 @@
         <w:rPr>
           <w:sz w:val="21"/>
         </w:rPr>
-        <w:t>39</w:t>
+        <w:t>40</w:t>
       </w:r>
     </w:p>
     <w:p>
@@ -182,7 +182,7 @@
         <w:rPr>
           <w:sz w:val="21"/>
         </w:rPr>
-        <w:t>786</w:t>
+        <w:t>785</w:t>
       </w:r>
     </w:p>
     <w:p>
@@ -201,7 +201,7 @@
         <w:rPr>
           <w:sz w:val="21"/>
         </w:rPr>
-        <w:t>786 words, identical and in order</w:t>
+        <w:t>785 words, identical and in order</w:t>
       </w:r>
     </w:p>
     <w:p>
@@ -456,7 +456,7 @@
                 <w:i w:val="0"/>
                 <w:sz w:val="16"/>
               </w:rPr>
-              <w:t>9fe70bcc5bff91b6a2eb84b410b006cb2bfb656f6a8d4a79119cefe7a3c8960f</w:t>
+              <w:t>f1027f75871d155762459e0a814b5feffa69a8a520f0bb384060335f7b468040</w:t>
             </w:r>
           </w:p>
         </w:tc>
@@ -515,7 +515,7 @@
                 <w:i w:val="0"/>
                 <w:sz w:val="16"/>
               </w:rPr>
-              <w:t>12102cbb7ebcaee38edd4bf8ac459959525b64acb1e63d6ba127953f602e6842</w:t>
+              <w:t>514a4de8471a7793d9bba16b3ce80aa93df9a04d6614db7bd99342a228ea10fa</w:t>
             </w:r>
           </w:p>
         </w:tc>
@@ -574,7 +574,7 @@
                 <w:i w:val="0"/>
                 <w:sz w:val="16"/>
               </w:rPr>
-              <w:t>786 words, identical and in order</w:t>
+              <w:t>785 words, identical and in order</w:t>
             </w:r>
           </w:p>
         </w:tc>
@@ -633,7 +633,7 @@
                 <w:i w:val="0"/>
                 <w:sz w:val="16"/>
               </w:rPr>
-              <w:t>88 paragraphs, 786 words</w:t>
+              <w:t>88 paragraphs, 785 words</w:t>
             </w:r>
           </w:p>
         </w:tc>
@@ -1459,7 +1459,7 @@
                 <w:i w:val="0"/>
                 <w:sz w:val="16"/>
               </w:rPr>
-              <w:t>21 camera stretches against 12 cues; 676 of 786 spoken words on camera</w:t>
+              <w:t>21 camera stretches against 12 cues; 675 of 785 spoken words on camera</w:t>
             </w:r>
           </w:p>
         </w:tc>
@@ -2601,7 +2601,7 @@
                 <w:i w:val="0"/>
                 <w:sz w:val="16"/>
               </w:rPr>
-              <w:t>Source-language integrity, reported not repaired</w:t>
+              <w:t>No unsupported audience-behavior phrasing remains</w:t>
             </w:r>
           </w:p>
         </w:tc>
@@ -2639,7 +2639,66 @@
                 <w:i w:val="0"/>
                 <w:sz w:val="16"/>
               </w:rPr>
-              <w:t>['When people talk about changing industries, they usually ask one question:', 'And then there is the part people sometimes want to skip.']</w:t>
+              <w:t>no unsupported audience-behavior claim in this script</w:t>
+            </w:r>
+          </w:p>
+        </w:tc>
+      </w:tr>
+      <w:tr>
+        <w:tc>
+          <w:tcPr>
+            <w:tcW w:type="dxa" w:w="3888"/>
+          </w:tcPr>
+          <w:p>
+            <w:pPr>
+              <w:spacing w:before="60" w:after="60" w:line="264" w:lineRule="auto"/>
+            </w:pPr>
+            <w:r/>
+            <w:r>
+              <w:rPr>
+                <w:b w:val="0"/>
+                <w:i w:val="0"/>
+                <w:sz w:val="16"/>
+              </w:rPr>
+              <w:t>Corrected sentences replaced, nothing else touched</w:t>
+            </w:r>
+          </w:p>
+        </w:tc>
+        <w:tc>
+          <w:tcPr>
+            <w:tcW w:type="dxa" w:w="720"/>
+          </w:tcPr>
+          <w:p>
+            <w:pPr>
+              <w:spacing w:before="60" w:after="60" w:line="264" w:lineRule="auto"/>
+            </w:pPr>
+            <w:r/>
+            <w:r>
+              <w:rPr>
+                <w:b w:val="0"/>
+                <w:i w:val="0"/>
+                <w:sz w:val="16"/>
+              </w:rPr>
+              <w:t>pass</w:t>
+            </w:r>
+          </w:p>
+        </w:tc>
+        <w:tc>
+          <w:tcPr>
+            <w:tcW w:type="dxa" w:w="5040"/>
+          </w:tcPr>
+          <w:p>
+            <w:pPr>
+              <w:spacing w:before="60" w:after="60" w:line="264" w:lineRule="auto"/>
+            </w:pPr>
+            <w:r/>
+            <w:r>
+              <w:rPr>
+                <w:b w:val="0"/>
+                <w:i w:val="0"/>
+                <w:sz w:val="16"/>
+              </w:rPr>
+              <w:t>2 authorized replacements, nothing else</w:t>
             </w:r>
           </w:p>
         </w:tc>

--- a/deliverables/SPRINT_V4-V9/NEW_V9_FORMER_V27_Sprint_Production_Package/08_QA/Package_QA_Report.docx
+++ b/deliverables/SPRINT_V4-V9/NEW_V9_FORMER_V27_Sprint_Production_Package/08_QA/Package_QA_Report.docx
@@ -106,7 +106,7 @@
         <w:rPr>
           <w:sz w:val="21"/>
         </w:rPr>
-        <w:t>Sunday, September 13, 2026 | 8:44 PM CT</w:t>
+        <w:t>Monday, September 14, 2026 | 5:48 AM CT</w:t>
       </w:r>
     </w:p>
     <w:p>
@@ -125,7 +125,7 @@
         <w:rPr>
           <w:sz w:val="21"/>
         </w:rPr>
-        <w:t>40</w:t>
+        <w:t>42</w:t>
       </w:r>
     </w:p>
     <w:p>
@@ -144,7 +144,7 @@
         <w:rPr>
           <w:sz w:val="21"/>
         </w:rPr>
-        <w:t>40</w:t>
+        <w:t>42</w:t>
       </w:r>
     </w:p>
     <w:p>
@@ -2719,6 +2719,124 @@
                 <w:i w:val="0"/>
                 <w:sz w:val="16"/>
               </w:rPr>
+              <w:t>Description is the approved revised copy, verbatim</w:t>
+            </w:r>
+          </w:p>
+        </w:tc>
+        <w:tc>
+          <w:tcPr>
+            <w:tcW w:type="dxa" w:w="720"/>
+          </w:tcPr>
+          <w:p>
+            <w:pPr>
+              <w:spacing w:before="60" w:after="60" w:line="264" w:lineRule="auto"/>
+            </w:pPr>
+            <w:r/>
+            <w:r>
+              <w:rPr>
+                <w:b w:val="0"/>
+                <w:i w:val="0"/>
+                <w:sz w:val="16"/>
+              </w:rPr>
+              <w:t>pass</w:t>
+            </w:r>
+          </w:p>
+        </w:tc>
+        <w:tc>
+          <w:tcPr>
+            <w:tcW w:type="dxa" w:w="5040"/>
+          </w:tcPr>
+          <w:p>
+            <w:pPr>
+              <w:spacing w:before="60" w:after="60" w:line="264" w:lineRule="auto"/>
+            </w:pPr>
+            <w:r/>
+            <w:r>
+              <w:rPr>
+                <w:b w:val="0"/>
+                <w:i w:val="0"/>
+                <w:sz w:val="16"/>
+              </w:rPr>
+              <w:t>16 approved lines, reproduced exactly, with the playlist placeholder left in place</w:t>
+            </w:r>
+          </w:p>
+        </w:tc>
+      </w:tr>
+      <w:tr>
+        <w:tc>
+          <w:tcPr>
+            <w:tcW w:type="dxa" w:w="3888"/>
+          </w:tcPr>
+          <w:p>
+            <w:pPr>
+              <w:spacing w:before="60" w:after="60" w:line="264" w:lineRule="auto"/>
+            </w:pPr>
+            <w:r/>
+            <w:r>
+              <w:rPr>
+                <w:b w:val="0"/>
+                <w:i w:val="0"/>
+                <w:sz w:val="16"/>
+              </w:rPr>
+              <w:t>One relevant resource at most, no stacking</w:t>
+            </w:r>
+          </w:p>
+        </w:tc>
+        <w:tc>
+          <w:tcPr>
+            <w:tcW w:type="dxa" w:w="720"/>
+          </w:tcPr>
+          <w:p>
+            <w:pPr>
+              <w:spacing w:before="60" w:after="60" w:line="264" w:lineRule="auto"/>
+            </w:pPr>
+            <w:r/>
+            <w:r>
+              <w:rPr>
+                <w:b w:val="0"/>
+                <w:i w:val="0"/>
+                <w:sz w:val="16"/>
+              </w:rPr>
+              <w:t>pass</w:t>
+            </w:r>
+          </w:p>
+        </w:tc>
+        <w:tc>
+          <w:tcPr>
+            <w:tcW w:type="dxa" w:w="5040"/>
+          </w:tcPr>
+          <w:p>
+            <w:pPr>
+              <w:spacing w:before="60" w:after="60" w:line="264" w:lineRule="auto"/>
+            </w:pPr>
+            <w:r/>
+            <w:r>
+              <w:rPr>
+                <w:b w:val="0"/>
+                <w:i w:val="0"/>
+                <w:sz w:val="16"/>
+              </w:rPr>
+              <w:t>Career Decision Evidence Check, and only that one</w:t>
+            </w:r>
+          </w:p>
+        </w:tc>
+      </w:tr>
+      <w:tr>
+        <w:tc>
+          <w:tcPr>
+            <w:tcW w:type="dxa" w:w="3888"/>
+          </w:tcPr>
+          <w:p>
+            <w:pPr>
+              <w:spacing w:before="60" w:after="60" w:line="264" w:lineRule="auto"/>
+            </w:pPr>
+            <w:r/>
+            <w:r>
+              <w:rPr>
+                <w:b w:val="0"/>
+                <w:i w:val="0"/>
+                <w:sz w:val="16"/>
+              </w:rPr>
               <w:t>The full four-part audit is preserved</w:t>
             </w:r>
           </w:p>
